--- a/plantillas/inmobiliaria/D11B_Casos_Practicos_CertusPLD_v3.docx
+++ b/plantillas/inmobiliaria/D11B_Casos_Practicos_CertusPLD_v3.docx
@@ -675,7 +675,7 @@
                 <w:sz w:val="19"/>
                 <w:szCs w:val="19"/>
               </w:rPr>
-              <w:t xml:space="preserve">RESPUESTA MODELO — Se identifican al menos 4 señales de alerta: (1) pago en efectivo superior al umbral Art. 32 ($1,092,155 MXN con IVA), (2) origen de fondos no justificado ("tengo negocios"), (3) comprobante de domicilio inconsistente con lugar de residencia declarado, (4) urgencia inusual para cerrar. El vendedor NO puede aceptar el pago en efectivo de esa magnitud. Debe escalar INMEDIATAMENTE al Representante de Cumplimiento y NO puede proceder con la operación sin KYC completo. La situación puede ameritar un Reporte de Operación Inusual (D9), presentado dentro de las 24 horas siguientes conforme al Art. 26 Bis de las RCG.</w:t>
+              <w:t xml:space="preserve">RESPUESTA MODELO — Se identifican al menos 4 señales de alerta: (1) pago en efectivo superior al umbral Art. 32 ($941,413 MXN, equivalente a 8,025 UMA), (2) origen de fondos no justificado ("tengo negocios"), (3) comprobante de domicilio inconsistente con lugar de residencia declarado, (4) urgencia inusual para cerrar. El vendedor NO puede aceptar el pago en efectivo de esa magnitud. Debe escalar INMEDIATAMENTE al Representante de Cumplimiento y NO puede proceder con la operación sin KYC completo. La situación puede ameritar un Reporte de Operación Inusual (D9), presentado dentro de las 24 horas siguientes conforme al Art. 26 Bis de las RCG.</w:t>
             </w:r>
           </w:p>
         </w:tc>
@@ -1122,7 +1122,7 @@
                 <w:sz w:val="19"/>
                 <w:szCs w:val="19"/>
               </w:rPr>
-              <w:t xml:space="preserve">RESPUESTA MODELO — Sí. $220,000 MXN supera el umbral de identificación de 1,605 UMA ($188,283 MXN) de la Fracción XV, por lo que el arrendatario DEBE ser identificado con expediente KYC completo, incluyendo la clasificación de su Grado de Riesgo (D6) y, si es persona moral, la identificación de su Beneficiario Controlador (D7, Sección E). La buena reputación o el historial de pagos no exime de la obligación legal. Respecto al Aviso: $220,000 MXN está por debajo del umbral de Aviso de 3,210 UMA ($376,566 MXN), por lo que no se presenta Aviso pero sí se requiere KYC. Para regularizar: integrar el expediente D7 del arrendatario a la brevedad y documentar el hallazgo, que quedará sujeto a revisión en la próxima auditoría anual.</w:t>
+              <w:t xml:space="preserve">RESPUESTA MODELO — Sí. $220,000 MXN supera el umbral de identificación de 1,605 UMA ($188,283 MXN) de la Fracción XV, por lo que el arrendatario DEBE ser identificado con expediente KYC completo, incluyendo la clasificación de su Grado de Riesgo (D6) y, si es persona moral, la identificación de su Beneficiario Controlador (D7, Sección E). La buena reputación o el historial de pagos no exime de la obligación legal. Respecto al Aviso: $220,000 MXN está por debajo del umbral de Aviso de 3,210 UMA ($376,565 MXN), por lo que no se presenta Aviso pero sí se requiere KYC. Para regularizar: integrar el expediente D7 del arrendatario a la brevedad y documentar el hallazgo, que quedará sujeto a revisión en la próxima auditoría anual.</w:t>
             </w:r>
           </w:p>
         </w:tc>
@@ -1271,7 +1271,7 @@
                 <w:sz w:val="19"/>
                 <w:szCs w:val="19"/>
               </w:rPr>
-              <w:t xml:space="preserve">RESPUESTA MODELO — La recomendación correcta es presentar el aviso inmediatamente, aunque sea extemporáneo. No presentarlo es PEOR que presentarlo tarde: la omisión total puede resultar en multa de &gt;$1,000,000 MXN, mientras que la presentación extemporánea tiene consecuencias menores. La actuación espontánea aplica aquí: si se presenta antes de que el SAT detecte la omisión, la empresa puede beneficiarse de la reducción del 50% en la sanción (Art. 47 del Reglamento). En el libro D12 debe registrarse la operación, la fecha en que debía presentarse el aviso, la fecha en que se presentó realmente, y una nota explicando el retraso. Este hallazgo debe documentarse también en el D13.</w:t>
+              <w:t xml:space="preserve">RESPUESTA MODELO — La recomendación correcta es presentar el aviso inmediatamente, aunque sea extemporáneo. No presentarlo es PEOR que presentarlo tarde: la omisión total puede resultar en multa de 10,000 a 65,000 UMA (Art. 54, fr. III, de la Ley), mientras que la presentación dentro de los 30 días siguientes al plazo se sanciona con 200 a 2,000 UMA (Arts. 53, fr. III, y 54, fr. I). La actuación espontánea aplica aquí: si se presenta antes de que el SAT detecte la omisión, la empresa puede beneficiarse de el beneficio del Art. 55 de la Ley (abstención de sancionar por única ocasión o, si ya se ejerció, reducción de hasta 50% de la multa). En el libro D12 debe registrarse la operación, la fecha en que debía presentarse el aviso, la fecha en que se presentó realmente, y una nota explicando el retraso. Este hallazgo debe documentarse también en el D13.</w:t>
             </w:r>
           </w:p>
         </w:tc>
